--- a/التوثيق_النهائي_نظام_الدردشة_الفوري_1.docx
+++ b/التوثيق_النهائي_نظام_الدردشة_الفوري_1.docx
@@ -11,13 +11,7 @@
         <w:rPr>
           <w:rtl/>
         </w:rPr>
-        <w:t xml:space="preserve">التوثيق </w:t>
-      </w:r>
-      <w:r>
-        <w:rPr>
-          <w:rtl/>
-        </w:rPr>
-        <w:t>النهائي</w:t>
+        <w:t>التوثيق النهائي</w:t>
       </w:r>
       <w:r>
         <w:t xml:space="preserve">: </w:t>
@@ -252,13 +246,7 @@
         <w:rPr>
           <w:rStyle w:val="MdStrong"/>
         </w:rPr>
-        <w:t>(Stati</w:t>
-      </w:r>
-      <w:r>
-        <w:rPr>
-          <w:rStyle w:val="MdStrong"/>
-        </w:rPr>
-        <w:t>c File Serving</w:t>
+        <w:t>(Static File Serving</w:t>
       </w:r>
       <w:r>
         <w:rPr>
@@ -412,13 +400,7 @@
         <w:rPr>
           <w:rStyle w:val="MdStrong"/>
         </w:rPr>
-        <w:t>:</w:t>
-      </w:r>
-      <w:r>
-        <w:rPr>
-          <w:rStyle w:val="MdStrong"/>
-        </w:rPr>
-        <w:t>(Event Routing)</w:t>
+        <w:t>:(Event Routing)</w:t>
       </w:r>
       <w:r>
         <w:rPr>
@@ -521,13 +503,7 @@
         <w:rPr>
           <w:rtl/>
         </w:rPr>
-        <w:t>تدار عب</w:t>
-      </w:r>
-      <w:r>
-        <w:rPr>
-          <w:rtl/>
-        </w:rPr>
-        <w:t xml:space="preserve">ر </w:t>
+        <w:t xml:space="preserve">تدار عبر </w:t>
       </w:r>
       <w:r>
         <w:t xml:space="preserve">HTML5 </w:t>
@@ -743,13 +719,7 @@
         <w:rPr>
           <w:rtl/>
         </w:rPr>
-        <w:t>ل</w:t>
-      </w:r>
-      <w:r>
-        <w:rPr>
-          <w:rtl/>
-        </w:rPr>
-        <w:t xml:space="preserve">ترقية الاتصالات إلى </w:t>
+        <w:t xml:space="preserve">لترقية الاتصالات إلى </w:t>
       </w:r>
       <w:proofErr w:type="spellStart"/>
       <w:r>
@@ -940,26 +910,13 @@
           <w:rStyle w:val="MdStrong"/>
           <w:rtl/>
         </w:rPr>
-        <w:t>الشريط الجا</w:t>
-      </w:r>
-      <w:r>
-        <w:rPr>
-          <w:rStyle w:val="MdStrong"/>
-          <w:rtl/>
-        </w:rPr>
-        <w:t xml:space="preserve">نبي </w:t>
-      </w:r>
-      <w:r>
-        <w:rPr>
-          <w:rStyle w:val="MdStrong"/>
-        </w:rPr>
-        <w:t xml:space="preserve">: </w:t>
-      </w:r>
-      <w:r>
-        <w:rPr>
-          <w:rStyle w:val="MdStrong"/>
-        </w:rPr>
-        <w:t>(Sidebar</w:t>
+        <w:t xml:space="preserve">الشريط الجانبي </w:t>
+      </w:r>
+      <w:r>
+        <w:rPr>
+          <w:rStyle w:val="MdStrong"/>
+        </w:rPr>
+        <w:t>: (Sidebar</w:t>
       </w:r>
       <w:r>
         <w:rPr>
@@ -1080,10 +1037,7 @@
         <w:t xml:space="preserve"> .</w:t>
       </w:r>
       <w:r>
-        <w:t>3</w:t>
-      </w:r>
-      <w:r>
-        <w:t xml:space="preserve"> </w:t>
+        <w:t xml:space="preserve">3 </w:t>
       </w:r>
       <w:r>
         <w:rPr>
@@ -1256,13 +1210,7 @@
         <w:rPr>
           <w:rtl/>
         </w:rPr>
-        <w:t>يقوم الخادم بإزالة</w:t>
-      </w:r>
-      <w:r>
-        <w:rPr>
-          <w:rtl/>
-        </w:rPr>
-        <w:t xml:space="preserve"> المستخدم من غرفته الحالية ويضمه إلى الغرفة الجديدة</w:t>
+        <w:t>يقوم الخادم بإزالة المستخدم من غرفته الحالية ويضمه إلى الغرفة الجديدة</w:t>
       </w:r>
       <w:r>
         <w:t>.</w:t>
@@ -1450,13 +1398,7 @@
         <w:rPr>
           <w:rtl/>
         </w:rPr>
-        <w:t xml:space="preserve"> النقر على مستخدم في ا</w:t>
-      </w:r>
-      <w:r>
-        <w:rPr>
-          <w:rtl/>
-        </w:rPr>
-        <w:t xml:space="preserve">لشريط الجانبي </w:t>
+        <w:t xml:space="preserve"> النقر على مستخدم في الشريط الجانبي </w:t>
       </w:r>
       <w:r>
         <w:t>"</w:t>
@@ -1584,14 +1526,7 @@
           <w:rStyle w:val="MdStrong"/>
           <w:rtl/>
         </w:rPr>
-        <w:t>ملاحظات واجهة الم</w:t>
-      </w:r>
-      <w:r>
-        <w:rPr>
-          <w:rStyle w:val="MdStrong"/>
-          <w:rtl/>
-        </w:rPr>
-        <w:t>ستخدم</w:t>
+        <w:t>ملاحظات واجهة المستخدم</w:t>
       </w:r>
       <w:r>
         <w:rPr>
@@ -1747,13 +1682,7 @@
         <w:rPr>
           <w:rtl/>
         </w:rPr>
-        <w:t xml:space="preserve"> يستخ</w:t>
-      </w:r>
-      <w:r>
-        <w:rPr>
-          <w:rtl/>
-        </w:rPr>
-        <w:t xml:space="preserve">دم الخادم </w:t>
+        <w:t xml:space="preserve"> يستخدم الخادم </w:t>
       </w:r>
       <w:proofErr w:type="spellStart"/>
       <w:r>
@@ -1892,13 +1821,7 @@
         <w:rPr>
           <w:rtl/>
         </w:rPr>
-        <w:t>تتم إ</w:t>
-      </w:r>
-      <w:r>
-        <w:rPr>
-          <w:rtl/>
-        </w:rPr>
-        <w:t>دارة المستخدمين من خلال أحداث الاتصال وقطع الاتصال</w:t>
+        <w:t>تتم إدارة المستخدمين من خلال أحداث الاتصال وقطع الاتصال</w:t>
       </w:r>
       <w:r>
         <w:t>.</w:t>
@@ -2005,7 +1928,810 @@
         <w:pStyle w:val="MdSpace"/>
         <w:bidi/>
         <w:spacing w:after="60"/>
-      </w:pPr>
+        <w:rPr>
+          <w:rFonts w:hint="cs"/>
+          <w:rtl/>
+        </w:rPr>
+      </w:pPr>
+    </w:p>
+    <w:p>
+      <w:pPr>
+        <w:pStyle w:val="MdSpace"/>
+        <w:bidi/>
+        <w:spacing w:after="60"/>
+        <w:rPr>
+          <w:rFonts w:hint="cs"/>
+          <w:b/>
+          <w:bCs/>
+          <w:sz w:val="28"/>
+          <w:szCs w:val="28"/>
+          <w:rtl/>
+          <w:lang w:bidi="ar-SY"/>
+        </w:rPr>
+      </w:pPr>
+      <w:r>
+        <w:rPr>
+          <w:b/>
+          <w:bCs/>
+          <w:sz w:val="28"/>
+          <w:szCs w:val="28"/>
+          <w:lang w:bidi="ar-SY"/>
+        </w:rPr>
+        <w:t xml:space="preserve">3.5 </w:t>
+      </w:r>
+      <w:r>
+        <w:rPr>
+          <w:rFonts w:hint="cs"/>
+          <w:b/>
+          <w:bCs/>
+          <w:sz w:val="28"/>
+          <w:szCs w:val="28"/>
+          <w:rtl/>
+          <w:lang w:bidi="ar-SY"/>
+        </w:rPr>
+        <w:t xml:space="preserve"> </w:t>
+      </w:r>
+      <w:r>
+        <w:rPr>
+          <w:b/>
+          <w:bCs/>
+          <w:sz w:val="28"/>
+          <w:szCs w:val="28"/>
+          <w:rtl/>
+          <w:lang w:bidi="ar-SY"/>
+        </w:rPr>
+        <w:t>مشاركة الملفات</w:t>
+      </w:r>
+      <w:r>
+        <w:rPr>
+          <w:b/>
+          <w:bCs/>
+          <w:sz w:val="28"/>
+          <w:szCs w:val="28"/>
+          <w:lang w:bidi="ar-SY"/>
+        </w:rPr>
+        <w:t xml:space="preserve"> (File Sharing)</w:t>
+      </w:r>
+    </w:p>
+    <w:p>
+      <w:pPr>
+        <w:pStyle w:val="MdSpace"/>
+        <w:bidi/>
+        <w:spacing w:after="60"/>
+        <w:rPr>
+          <w:sz w:val="28"/>
+          <w:szCs w:val="28"/>
+          <w:rtl/>
+          <w:lang w:bidi="ar-SY"/>
+        </w:rPr>
+      </w:pPr>
+      <w:r>
+        <w:rPr>
+          <w:sz w:val="28"/>
+          <w:szCs w:val="28"/>
+          <w:rtl/>
+          <w:lang w:bidi="ar-SY"/>
+        </w:rPr>
+        <w:t>تم إضافة دعم مشاركة الملفات بين المستخدمين في الغرف العامة والمحادثات الخاصة</w:t>
+      </w:r>
+      <w:r>
+        <w:rPr>
+          <w:sz w:val="28"/>
+          <w:szCs w:val="28"/>
+          <w:lang w:bidi="ar-SY"/>
+        </w:rPr>
+        <w:t>.</w:t>
+      </w:r>
+    </w:p>
+    <w:p>
+      <w:pPr>
+        <w:pStyle w:val="MdSpace"/>
+        <w:bidi/>
+        <w:spacing w:after="60"/>
+        <w:rPr>
+          <w:sz w:val="28"/>
+          <w:szCs w:val="28"/>
+          <w:rtl/>
+          <w:lang w:bidi="ar-SY"/>
+        </w:rPr>
+      </w:pPr>
+    </w:p>
+    <w:p>
+      <w:pPr>
+        <w:pStyle w:val="MdSpace"/>
+        <w:bidi/>
+        <w:spacing w:after="60"/>
+        <w:rPr>
+          <w:sz w:val="28"/>
+          <w:szCs w:val="28"/>
+          <w:rtl/>
+          <w:lang w:bidi="ar-SY"/>
+        </w:rPr>
+      </w:pPr>
+      <w:r>
+        <w:rPr>
+          <w:sz w:val="28"/>
+          <w:szCs w:val="28"/>
+          <w:lang w:bidi="ar-SY"/>
+        </w:rPr>
+        <w:lastRenderedPageBreak/>
+        <w:t xml:space="preserve">• </w:t>
+      </w:r>
+      <w:r>
+        <w:rPr>
+          <w:b/>
+          <w:bCs/>
+          <w:sz w:val="28"/>
+          <w:szCs w:val="28"/>
+          <w:rtl/>
+          <w:lang w:bidi="ar-SY"/>
+        </w:rPr>
+        <w:t>رفع الملف</w:t>
+      </w:r>
+      <w:r>
+        <w:rPr>
+          <w:sz w:val="28"/>
+          <w:szCs w:val="28"/>
+          <w:rtl/>
+          <w:lang w:bidi="ar-SY"/>
+        </w:rPr>
+        <w:t>: يمكن للمستخدم إرفاق ملف بالضغط على زر الإرفاق</w:t>
+      </w:r>
+      <w:r>
+        <w:rPr>
+          <w:sz w:val="28"/>
+          <w:szCs w:val="28"/>
+          <w:lang w:bidi="ar-SY"/>
+        </w:rPr>
+        <w:t xml:space="preserve"> 📎 </w:t>
+      </w:r>
+      <w:r>
+        <w:rPr>
+          <w:sz w:val="28"/>
+          <w:szCs w:val="28"/>
+          <w:rtl/>
+          <w:lang w:bidi="ar-SY"/>
+        </w:rPr>
+        <w:t>واختيار ملف من جهازه. يدعم النظام الصور، المستندات، ملفات الصوت والفيديو بحد أقصى 50 ميجابايت للملف الواحد</w:t>
+      </w:r>
+      <w:r>
+        <w:rPr>
+          <w:sz w:val="28"/>
+          <w:szCs w:val="28"/>
+          <w:lang w:bidi="ar-SY"/>
+        </w:rPr>
+        <w:t>.</w:t>
+      </w:r>
+    </w:p>
+    <w:p>
+      <w:pPr>
+        <w:pStyle w:val="MdSpace"/>
+        <w:bidi/>
+        <w:spacing w:after="60"/>
+        <w:rPr>
+          <w:sz w:val="28"/>
+          <w:szCs w:val="28"/>
+          <w:rtl/>
+          <w:lang w:bidi="ar-SY"/>
+        </w:rPr>
+      </w:pPr>
+    </w:p>
+    <w:p>
+      <w:pPr>
+        <w:pStyle w:val="MdSpace"/>
+        <w:bidi/>
+        <w:spacing w:after="60"/>
+        <w:rPr>
+          <w:sz w:val="28"/>
+          <w:szCs w:val="28"/>
+          <w:rtl/>
+          <w:lang w:bidi="ar-SY"/>
+        </w:rPr>
+      </w:pPr>
+      <w:r>
+        <w:rPr>
+          <w:sz w:val="28"/>
+          <w:szCs w:val="28"/>
+          <w:lang w:bidi="ar-SY"/>
+        </w:rPr>
+        <w:t xml:space="preserve">• </w:t>
+      </w:r>
+      <w:r>
+        <w:rPr>
+          <w:b/>
+          <w:bCs/>
+          <w:sz w:val="28"/>
+          <w:szCs w:val="28"/>
+          <w:rtl/>
+          <w:lang w:bidi="ar-SY"/>
+        </w:rPr>
+        <w:t>تقسيم الملفات</w:t>
+      </w:r>
+      <w:r>
+        <w:rPr>
+          <w:sz w:val="28"/>
+          <w:szCs w:val="28"/>
+          <w:rtl/>
+          <w:lang w:bidi="ar-SY"/>
+        </w:rPr>
+        <w:t>: يتم تقسيم الملف الكبير إلى أجزاء صغيرة (512 كيلوبايت لكل جزء) قبل إرساله لتجنب الضغط على الاتصال. يعيد الخادم تجميع هذه الأجزاء عند استلامها بالكامل</w:t>
+      </w:r>
+      <w:r>
+        <w:rPr>
+          <w:sz w:val="28"/>
+          <w:szCs w:val="28"/>
+          <w:lang w:bidi="ar-SY"/>
+        </w:rPr>
+        <w:t>.</w:t>
+      </w:r>
+    </w:p>
+    <w:p>
+      <w:pPr>
+        <w:pStyle w:val="MdSpace"/>
+        <w:bidi/>
+        <w:spacing w:after="60"/>
+        <w:rPr>
+          <w:sz w:val="28"/>
+          <w:szCs w:val="28"/>
+          <w:rtl/>
+          <w:lang w:bidi="ar-SY"/>
+        </w:rPr>
+      </w:pPr>
+    </w:p>
+    <w:p>
+      <w:pPr>
+        <w:pStyle w:val="MdSpace"/>
+        <w:bidi/>
+        <w:spacing w:after="60"/>
+        <w:rPr>
+          <w:sz w:val="28"/>
+          <w:szCs w:val="28"/>
+          <w:rtl/>
+          <w:lang w:bidi="ar-SY"/>
+        </w:rPr>
+      </w:pPr>
+      <w:r>
+        <w:rPr>
+          <w:sz w:val="28"/>
+          <w:szCs w:val="28"/>
+          <w:lang w:bidi="ar-SY"/>
+        </w:rPr>
+        <w:t xml:space="preserve">• </w:t>
+      </w:r>
+      <w:r>
+        <w:rPr>
+          <w:b/>
+          <w:bCs/>
+          <w:sz w:val="28"/>
+          <w:szCs w:val="28"/>
+          <w:rtl/>
+          <w:lang w:bidi="ar-SY"/>
+        </w:rPr>
+        <w:t>شريط التقدم</w:t>
+      </w:r>
+      <w:r>
+        <w:rPr>
+          <w:sz w:val="28"/>
+          <w:szCs w:val="28"/>
+          <w:rtl/>
+          <w:lang w:bidi="ar-SY"/>
+        </w:rPr>
+        <w:t>: تظهر واجهة المستخدم شريط تقدم يوضح نسبة اكتمال رفع الملف</w:t>
+      </w:r>
+      <w:r>
+        <w:rPr>
+          <w:sz w:val="28"/>
+          <w:szCs w:val="28"/>
+          <w:lang w:bidi="ar-SY"/>
+        </w:rPr>
+        <w:t>.</w:t>
+      </w:r>
+    </w:p>
+    <w:p>
+      <w:pPr>
+        <w:pStyle w:val="MdSpace"/>
+        <w:bidi/>
+        <w:spacing w:after="60"/>
+        <w:rPr>
+          <w:sz w:val="28"/>
+          <w:szCs w:val="28"/>
+          <w:rtl/>
+          <w:lang w:bidi="ar-SY"/>
+        </w:rPr>
+      </w:pPr>
+    </w:p>
+    <w:p>
+      <w:pPr>
+        <w:pStyle w:val="MdSpace"/>
+        <w:bidi/>
+        <w:spacing w:after="60"/>
+        <w:rPr>
+          <w:sz w:val="28"/>
+          <w:szCs w:val="28"/>
+          <w:rtl/>
+          <w:lang w:bidi="ar-SY"/>
+        </w:rPr>
+      </w:pPr>
+      <w:r>
+        <w:rPr>
+          <w:sz w:val="28"/>
+          <w:szCs w:val="28"/>
+          <w:lang w:bidi="ar-SY"/>
+        </w:rPr>
+        <w:t xml:space="preserve">• </w:t>
+      </w:r>
+      <w:r>
+        <w:rPr>
+          <w:b/>
+          <w:bCs/>
+          <w:sz w:val="28"/>
+          <w:szCs w:val="28"/>
+          <w:rtl/>
+          <w:lang w:bidi="ar-SY"/>
+        </w:rPr>
+        <w:t>التوجيه</w:t>
+      </w:r>
+      <w:r>
+        <w:rPr>
+          <w:sz w:val="28"/>
+          <w:szCs w:val="28"/>
+          <w:rtl/>
+          <w:lang w:bidi="ar-SY"/>
+        </w:rPr>
+        <w:t>: بعد تجميع الملف، يرسله الخادم إلى الوجهة المناسبة</w:t>
+      </w:r>
+      <w:r>
+        <w:rPr>
+          <w:sz w:val="28"/>
+          <w:szCs w:val="28"/>
+          <w:lang w:bidi="ar-SY"/>
+        </w:rPr>
+        <w:t>:</w:t>
+      </w:r>
+    </w:p>
+    <w:p>
+      <w:pPr>
+        <w:pStyle w:val="MdSpace"/>
+        <w:bidi/>
+        <w:spacing w:after="60"/>
+        <w:rPr>
+          <w:sz w:val="28"/>
+          <w:szCs w:val="28"/>
+          <w:rtl/>
+          <w:lang w:bidi="ar-SY"/>
+        </w:rPr>
+      </w:pPr>
+    </w:p>
+    <w:p>
+      <w:pPr>
+        <w:pStyle w:val="MdSpace"/>
+        <w:bidi/>
+        <w:spacing w:after="60"/>
+        <w:rPr>
+          <w:sz w:val="28"/>
+          <w:szCs w:val="28"/>
+          <w:rtl/>
+          <w:lang w:bidi="ar-SY"/>
+        </w:rPr>
+      </w:pPr>
+      <w:r>
+        <w:rPr>
+          <w:sz w:val="28"/>
+          <w:szCs w:val="28"/>
+          <w:rtl/>
+          <w:lang w:bidi="ar-SY"/>
+        </w:rPr>
+        <w:t>للغرف العامة: يبث الملف لجميع المستخدمين في الغرفة</w:t>
+      </w:r>
+      <w:r>
+        <w:rPr>
+          <w:sz w:val="28"/>
+          <w:szCs w:val="28"/>
+          <w:lang w:bidi="ar-SY"/>
+        </w:rPr>
+        <w:t>.</w:t>
+      </w:r>
+    </w:p>
+    <w:p>
+      <w:pPr>
+        <w:pStyle w:val="MdSpace"/>
+        <w:bidi/>
+        <w:spacing w:after="60"/>
+        <w:rPr>
+          <w:sz w:val="28"/>
+          <w:szCs w:val="28"/>
+          <w:rtl/>
+          <w:lang w:bidi="ar-SY"/>
+        </w:rPr>
+      </w:pPr>
+    </w:p>
+    <w:p>
+      <w:pPr>
+        <w:pStyle w:val="MdSpace"/>
+        <w:bidi/>
+        <w:spacing w:after="60"/>
+        <w:rPr>
+          <w:sz w:val="28"/>
+          <w:szCs w:val="28"/>
+          <w:rtl/>
+          <w:lang w:bidi="ar-SY"/>
+        </w:rPr>
+      </w:pPr>
+      <w:r>
+        <w:rPr>
+          <w:sz w:val="28"/>
+          <w:szCs w:val="28"/>
+          <w:rtl/>
+          <w:lang w:bidi="ar-SY"/>
+        </w:rPr>
+        <w:t>للمحادثات الخاصة: يرسل الملف إلى المرسل والمستقبل فقط</w:t>
+      </w:r>
+      <w:r>
+        <w:rPr>
+          <w:sz w:val="28"/>
+          <w:szCs w:val="28"/>
+          <w:lang w:bidi="ar-SY"/>
+        </w:rPr>
+        <w:t>.</w:t>
+      </w:r>
+    </w:p>
+    <w:p>
+      <w:pPr>
+        <w:pStyle w:val="MdSpace"/>
+        <w:bidi/>
+        <w:spacing w:after="60"/>
+        <w:rPr>
+          <w:sz w:val="28"/>
+          <w:szCs w:val="28"/>
+          <w:rtl/>
+          <w:lang w:bidi="ar-SY"/>
+        </w:rPr>
+      </w:pPr>
+    </w:p>
+    <w:p>
+      <w:pPr>
+        <w:pStyle w:val="MdSpace"/>
+        <w:bidi/>
+        <w:spacing w:after="60"/>
+        <w:rPr>
+          <w:sz w:val="28"/>
+          <w:szCs w:val="28"/>
+          <w:rtl/>
+          <w:lang w:bidi="ar-SY"/>
+        </w:rPr>
+      </w:pPr>
+      <w:r>
+        <w:rPr>
+          <w:sz w:val="28"/>
+          <w:szCs w:val="28"/>
+          <w:lang w:bidi="ar-SY"/>
+        </w:rPr>
+        <w:t xml:space="preserve">• </w:t>
+      </w:r>
+      <w:r>
+        <w:rPr>
+          <w:b/>
+          <w:bCs/>
+          <w:sz w:val="28"/>
+          <w:szCs w:val="28"/>
+          <w:rtl/>
+          <w:lang w:bidi="ar-SY"/>
+        </w:rPr>
+        <w:t>عرض الملفات</w:t>
+      </w:r>
+      <w:r>
+        <w:rPr>
+          <w:sz w:val="28"/>
+          <w:szCs w:val="28"/>
+          <w:rtl/>
+          <w:lang w:bidi="ar-SY"/>
+        </w:rPr>
+        <w:t>: عند استلام ملف، يعرض النظام محتواه حسب نوعه</w:t>
+      </w:r>
+      <w:r>
+        <w:rPr>
+          <w:sz w:val="28"/>
+          <w:szCs w:val="28"/>
+          <w:lang w:bidi="ar-SY"/>
+        </w:rPr>
+        <w:t>:</w:t>
+      </w:r>
+    </w:p>
+    <w:p>
+      <w:pPr>
+        <w:pStyle w:val="MdSpace"/>
+        <w:bidi/>
+        <w:spacing w:after="60"/>
+        <w:rPr>
+          <w:sz w:val="28"/>
+          <w:szCs w:val="28"/>
+          <w:rtl/>
+          <w:lang w:bidi="ar-SY"/>
+        </w:rPr>
+      </w:pPr>
+    </w:p>
+    <w:p>
+      <w:pPr>
+        <w:pStyle w:val="MdSpace"/>
+        <w:bidi/>
+        <w:spacing w:after="60"/>
+        <w:rPr>
+          <w:sz w:val="28"/>
+          <w:szCs w:val="28"/>
+          <w:rtl/>
+          <w:lang w:bidi="ar-SY"/>
+        </w:rPr>
+      </w:pPr>
+      <w:r>
+        <w:rPr>
+          <w:sz w:val="28"/>
+          <w:szCs w:val="28"/>
+          <w:rtl/>
+          <w:lang w:bidi="ar-SY"/>
+        </w:rPr>
+        <w:t>الصور: تظهر معاينة مصغرة</w:t>
+      </w:r>
+      <w:r>
+        <w:rPr>
+          <w:sz w:val="28"/>
+          <w:szCs w:val="28"/>
+          <w:lang w:bidi="ar-SY"/>
+        </w:rPr>
+        <w:t>.</w:t>
+      </w:r>
+    </w:p>
+    <w:p>
+      <w:pPr>
+        <w:pStyle w:val="MdSpace"/>
+        <w:bidi/>
+        <w:spacing w:after="60"/>
+        <w:rPr>
+          <w:sz w:val="28"/>
+          <w:szCs w:val="28"/>
+          <w:rtl/>
+          <w:lang w:bidi="ar-SY"/>
+        </w:rPr>
+      </w:pPr>
+    </w:p>
+    <w:p>
+      <w:pPr>
+        <w:pStyle w:val="MdSpace"/>
+        <w:bidi/>
+        <w:spacing w:after="60"/>
+        <w:rPr>
+          <w:sz w:val="28"/>
+          <w:szCs w:val="28"/>
+          <w:rtl/>
+          <w:lang w:bidi="ar-SY"/>
+        </w:rPr>
+      </w:pPr>
+      <w:r>
+        <w:rPr>
+          <w:sz w:val="28"/>
+          <w:szCs w:val="28"/>
+          <w:rtl/>
+          <w:lang w:bidi="ar-SY"/>
+        </w:rPr>
+        <w:t>الصوت والفيديو: يظهر مشغل مدمج</w:t>
+      </w:r>
+      <w:r>
+        <w:rPr>
+          <w:sz w:val="28"/>
+          <w:szCs w:val="28"/>
+          <w:lang w:bidi="ar-SY"/>
+        </w:rPr>
+        <w:t>.</w:t>
+      </w:r>
+    </w:p>
+    <w:p>
+      <w:pPr>
+        <w:pStyle w:val="MdSpace"/>
+        <w:bidi/>
+        <w:spacing w:after="60"/>
+        <w:rPr>
+          <w:sz w:val="28"/>
+          <w:szCs w:val="28"/>
+          <w:rtl/>
+          <w:lang w:bidi="ar-SY"/>
+        </w:rPr>
+      </w:pPr>
+    </w:p>
+    <w:p>
+      <w:pPr>
+        <w:pStyle w:val="MdSpace"/>
+        <w:bidi/>
+        <w:spacing w:after="60"/>
+        <w:rPr>
+          <w:sz w:val="28"/>
+          <w:szCs w:val="28"/>
+          <w:rtl/>
+          <w:lang w:bidi="ar-SY"/>
+        </w:rPr>
+      </w:pPr>
+      <w:r>
+        <w:rPr>
+          <w:sz w:val="28"/>
+          <w:szCs w:val="28"/>
+          <w:rtl/>
+          <w:lang w:bidi="ar-SY"/>
+        </w:rPr>
+        <w:t>المستندات والملفات الأخرى: يظهر رابط للتحميل</w:t>
+      </w:r>
+      <w:r>
+        <w:rPr>
+          <w:sz w:val="28"/>
+          <w:szCs w:val="28"/>
+          <w:lang w:bidi="ar-SY"/>
+        </w:rPr>
+        <w:t>.</w:t>
+      </w:r>
+    </w:p>
+    <w:p>
+      <w:pPr>
+        <w:pStyle w:val="MdSpace"/>
+        <w:bidi/>
+        <w:spacing w:after="60"/>
+        <w:rPr>
+          <w:sz w:val="28"/>
+          <w:szCs w:val="28"/>
+          <w:rtl/>
+          <w:lang w:bidi="ar-SY"/>
+        </w:rPr>
+      </w:pPr>
+    </w:p>
+    <w:p>
+      <w:pPr>
+        <w:pStyle w:val="MdSpace"/>
+        <w:bidi/>
+        <w:spacing w:after="60"/>
+        <w:rPr>
+          <w:sz w:val="28"/>
+          <w:szCs w:val="28"/>
+          <w:rtl/>
+          <w:lang w:bidi="ar-SY"/>
+        </w:rPr>
+      </w:pPr>
+      <w:r>
+        <w:rPr>
+          <w:sz w:val="28"/>
+          <w:szCs w:val="28"/>
+          <w:lang w:bidi="ar-SY"/>
+        </w:rPr>
+        <w:t xml:space="preserve">• </w:t>
+      </w:r>
+      <w:r>
+        <w:rPr>
+          <w:b/>
+          <w:bCs/>
+          <w:sz w:val="28"/>
+          <w:szCs w:val="28"/>
+          <w:rtl/>
+          <w:lang w:bidi="ar-SY"/>
+        </w:rPr>
+        <w:t>السجل</w:t>
+      </w:r>
+      <w:r>
+        <w:rPr>
+          <w:sz w:val="28"/>
+          <w:szCs w:val="28"/>
+          <w:rtl/>
+          <w:lang w:bidi="ar-SY"/>
+        </w:rPr>
+        <w:t>: تحفظ الملفات ضمن سجل الدردشة (آخر 50 رسالة) ويمكن للمستخدمين الجدد تحميلها عند الانضمام</w:t>
+      </w:r>
+      <w:r>
+        <w:rPr>
+          <w:sz w:val="28"/>
+          <w:szCs w:val="28"/>
+          <w:lang w:bidi="ar-SY"/>
+        </w:rPr>
+        <w:t>.</w:t>
+      </w:r>
+    </w:p>
+    <w:p>
+      <w:pPr>
+        <w:pStyle w:val="MdSpace"/>
+        <w:bidi/>
+        <w:spacing w:after="60"/>
+        <w:rPr>
+          <w:sz w:val="28"/>
+          <w:szCs w:val="28"/>
+          <w:rtl/>
+          <w:lang w:bidi="ar-SY"/>
+        </w:rPr>
+      </w:pPr>
+    </w:p>
+    <w:p>
+      <w:pPr>
+        <w:pStyle w:val="MdSpace"/>
+        <w:bidi/>
+        <w:spacing w:after="60"/>
+        <w:rPr>
+          <w:rFonts w:hint="cs"/>
+          <w:sz w:val="28"/>
+          <w:szCs w:val="28"/>
+          <w:rtl/>
+          <w:lang w:bidi="ar-SY"/>
+        </w:rPr>
+      </w:pPr>
+      <w:r>
+        <w:rPr>
+          <w:sz w:val="28"/>
+          <w:szCs w:val="28"/>
+          <w:rtl/>
+          <w:lang w:bidi="ar-SY"/>
+        </w:rPr>
+        <w:t xml:space="preserve">• </w:t>
+      </w:r>
+      <w:r>
+        <w:rPr>
+          <w:b/>
+          <w:bCs/>
+          <w:sz w:val="28"/>
+          <w:szCs w:val="28"/>
+          <w:rtl/>
+          <w:lang w:bidi="ar-SY"/>
+        </w:rPr>
+        <w:t>القيود الأمنية</w:t>
+      </w:r>
+      <w:r>
+        <w:rPr>
+          <w:sz w:val="28"/>
+          <w:szCs w:val="28"/>
+          <w:rtl/>
+          <w:lang w:bidi="ar-SY"/>
+        </w:rPr>
+        <w:t>: لا يتم قبول الملفات التنفيذية (.</w:t>
+      </w:r>
+      <w:r>
+        <w:rPr>
+          <w:sz w:val="28"/>
+          <w:szCs w:val="28"/>
+          <w:lang w:bidi="ar-SY"/>
+        </w:rPr>
+        <w:t>exe, .bat, .</w:t>
+      </w:r>
+      <w:proofErr w:type="spellStart"/>
+      <w:r>
+        <w:rPr>
+          <w:sz w:val="28"/>
+          <w:szCs w:val="28"/>
+          <w:lang w:bidi="ar-SY"/>
+        </w:rPr>
+        <w:t>sh</w:t>
+      </w:r>
+      <w:proofErr w:type="spellEnd"/>
+      <w:r>
+        <w:rPr>
+          <w:sz w:val="28"/>
+          <w:szCs w:val="28"/>
+          <w:rtl/>
+          <w:lang w:bidi="ar-SY"/>
+        </w:rPr>
+        <w:t xml:space="preserve">). </w:t>
+      </w:r>
+    </w:p>
+    <w:p>
+      <w:pPr>
+        <w:pStyle w:val="MdSpace"/>
+        <w:bidi/>
+        <w:spacing w:after="60"/>
+        <w:rPr>
+          <w:rFonts w:hint="cs"/>
+          <w:sz w:val="28"/>
+          <w:szCs w:val="28"/>
+          <w:lang w:bidi="ar-SY"/>
+        </w:rPr>
+      </w:pPr>
+      <w:r>
+        <w:rPr>
+          <w:sz w:val="28"/>
+          <w:szCs w:val="28"/>
+          <w:rtl/>
+          <w:lang w:bidi="ar-SY"/>
+        </w:rPr>
+        <w:t>في حال توقف إرسال أجزاء الملف لأكثر من 5 دقائق، يتم إلغاء العملية.</w:t>
+      </w:r>
     </w:p>
     <w:p>
       <w:pPr>
@@ -2016,10 +2742,7 @@
         <w:t xml:space="preserve"> .</w:t>
       </w:r>
       <w:r>
-        <w:t>4</w:t>
-      </w:r>
-      <w:r>
-        <w:t xml:space="preserve"> </w:t>
+        <w:t xml:space="preserve">4 </w:t>
       </w:r>
       <w:r>
         <w:rPr>
@@ -2104,7 +2827,6 @@
           <w:rStyle w:val="MdStrong"/>
           <w:rtl/>
         </w:rPr>
-        <w:lastRenderedPageBreak/>
         <w:t xml:space="preserve">التعريف </w:t>
       </w:r>
       <w:r>
@@ -2201,13 +2923,7 @@
         <w:rPr>
           <w:rStyle w:val="MdStrong"/>
         </w:rPr>
-        <w:t>(Publ</w:t>
-      </w:r>
-      <w:r>
-        <w:rPr>
-          <w:rStyle w:val="MdStrong"/>
-        </w:rPr>
-        <w:t>ic)</w:t>
+        <w:t>(Public)</w:t>
       </w:r>
       <w:r>
         <w:rPr>
@@ -2226,13 +2942,7 @@
         <w:rPr>
           <w:u w:val="single"/>
         </w:rPr>
-        <w:t xml:space="preserve"> </w:t>
-      </w:r>
-      <w:r>
-        <w:rPr>
-          <w:u w:val="single"/>
-        </w:rPr>
-        <w:t>send-message</w:t>
+        <w:t xml:space="preserve"> send-message</w:t>
       </w:r>
       <w:r>
         <w:t xml:space="preserve"> -&gt; </w:t>
@@ -2325,13 +3035,7 @@
         <w:rPr>
           <w:u w:val="single"/>
         </w:rPr>
-        <w:t xml:space="preserve"> </w:t>
-      </w:r>
-      <w:r>
-        <w:rPr>
-          <w:u w:val="single"/>
-        </w:rPr>
-        <w:t>private-message</w:t>
+        <w:t xml:space="preserve"> private-message</w:t>
       </w:r>
       <w:r>
         <w:t xml:space="preserve"> -&gt; </w:t>
@@ -2381,6 +3085,7 @@
           <w:rStyle w:val="MdStrong"/>
           <w:rtl/>
         </w:rPr>
+        <w:lastRenderedPageBreak/>
         <w:t xml:space="preserve">الإنهاء </w:t>
       </w:r>
       <w:r>
@@ -2439,10 +3144,7 @@
         <w:t xml:space="preserve"> .</w:t>
       </w:r>
       <w:r>
-        <w:t>5</w:t>
-      </w:r>
-      <w:r>
-        <w:t xml:space="preserve"> </w:t>
+        <w:t xml:space="preserve">5 </w:t>
       </w:r>
       <w:r>
         <w:rPr>
@@ -2541,13 +3243,7 @@
         <w:rPr>
           <w:rStyle w:val="MdStrong"/>
         </w:rPr>
-        <w:t>:</w:t>
-      </w:r>
-      <w:r>
-        <w:rPr>
-          <w:rStyle w:val="MdStrong"/>
-        </w:rPr>
-        <w:t>(Low Latency)</w:t>
+        <w:t>:(Low Latency)</w:t>
       </w:r>
       <w:r>
         <w:rPr>
@@ -2637,13 +3333,7 @@
         <w:rPr>
           <w:rtl/>
         </w:rPr>
-        <w:t>إعادة الاتصال التلقائي إذا انقطعت الشبك</w:t>
-      </w:r>
-      <w:r>
-        <w:rPr>
-          <w:rtl/>
-        </w:rPr>
-        <w:t>ة</w:t>
+        <w:t>إعادة الاتصال التلقائي إذا انقطعت الشبكة</w:t>
       </w:r>
       <w:r>
         <w:t>.</w:t>
@@ -2662,10 +3352,7 @@
         <w:bidi/>
       </w:pPr>
       <w:r>
-        <w:t>6</w:t>
-      </w:r>
-      <w:r>
-        <w:t xml:space="preserve"> </w:t>
+        <w:t xml:space="preserve">6 </w:t>
       </w:r>
       <w:r>
         <w:rPr>
@@ -2784,13 +3471,7 @@
         <w:rPr>
           <w:rStyle w:val="MdStrong"/>
         </w:rPr>
-        <w:t>(Sca</w:t>
-      </w:r>
-      <w:r>
-        <w:rPr>
-          <w:rStyle w:val="MdStrong"/>
-        </w:rPr>
-        <w:t>lability)</w:t>
+        <w:t>(Scalability)</w:t>
       </w:r>
       <w:r>
         <w:rPr>
@@ -3385,6 +4066,7 @@
   <w:style w:type="paragraph" w:default="1" w:styleId="a">
     <w:name w:val="Normal"/>
     <w:qFormat/>
+    <w:rsid w:val="00494877"/>
     <w:pPr>
       <w:bidi/>
     </w:pPr>
@@ -4126,4 +4808,16 @@
   <a:objectDefaults/>
   <a:extraClrSchemeLst/>
 </a:theme>
+</file>
+
+<file path=customXml/item1.xml><?xml version="1.0" encoding="utf-8"?>
+<b:Sources xmlns:b="http://schemas.openxmlformats.org/officeDocument/2006/bibliography" xmlns="http://schemas.openxmlformats.org/officeDocument/2006/bibliography" SelectedStyle="\APA.XSL" StyleName="APA"/>
+</file>
+
+<file path=customXml/itemProps1.xml><?xml version="1.0" encoding="utf-8"?>
+<ds:datastoreItem xmlns:ds="http://schemas.openxmlformats.org/officeDocument/2006/customXml" ds:itemID="{A5814053-DD3B-4CCD-8F0B-C96E5DA3E339}">
+  <ds:schemaRefs>
+    <ds:schemaRef ds:uri="http://schemas.openxmlformats.org/officeDocument/2006/bibliography"/>
+  </ds:schemaRefs>
+</ds:datastoreItem>
 </file>